--- a/Docs/Self Assessments/Project Self-Evaluation Ingmar van Busschbach.docx
+++ b/Docs/Self Assessments/Project Self-Evaluation Ingmar van Busschbach.docx
@@ -3162,6 +3162,16 @@
       <w:pPr>
         <w:pStyle w:val="Heading3"/>
         <w:rPr>
+          <w:rFonts w:ascii="Arial" w:eastAsia="Times New Roman" w:hAnsi="Arial" w:cs="Arial"/>
+          <w:kern w:val="0"/>
+          <w:sz w:val="22"/>
+          <w:szCs w:val="22"/>
+          <w:lang w:eastAsia="en-GB"/>
+          <w14:ligatures w14:val="none"/>
+        </w:rPr>
+      </w:pPr>
+      <w:r>
+        <w:rPr>
           <w:rFonts w:ascii="Arial" w:hAnsi="Arial" w:cs="Arial"/>
           <w:b/>
           <w:bCs/>
@@ -3169,7 +3179,8 @@
           <w:sz w:val="22"/>
           <w:szCs w:val="22"/>
         </w:rPr>
-      </w:pPr>
+        <w:t>L</w:t>
+      </w:r>
       <w:r>
         <w:rPr>
           <w:rFonts w:ascii="Arial" w:hAnsi="Arial" w:cs="Arial"/>
@@ -3179,7 +3190,25 @@
           <w:sz w:val="22"/>
           <w:szCs w:val="22"/>
         </w:rPr>
-        <w:t>L</w:t>
+        <w:t>earning goals</w:t>
+      </w:r>
+      <w:r>
+        <w:rPr>
+          <w:rFonts w:ascii="Arial" w:hAnsi="Arial" w:cs="Arial"/>
+          <w:color w:val="000000" w:themeColor="text1"/>
+          <w:sz w:val="22"/>
+          <w:szCs w:val="22"/>
+        </w:rPr>
+        <w:br/>
+      </w:r>
+      <w:r>
+        <w:rPr>
+          <w:rFonts w:ascii="Arial" w:hAnsi="Arial" w:cs="Arial"/>
+          <w:color w:val="000000" w:themeColor="text1"/>
+          <w:sz w:val="22"/>
+          <w:szCs w:val="22"/>
+        </w:rPr>
+        <w:t>Formulate</w:t>
       </w:r>
       <w:r>
         <w:rPr>
@@ -3190,25 +3219,19 @@
           <w:sz w:val="22"/>
           <w:szCs w:val="22"/>
         </w:rPr>
-        <w:t>earning goals</w:t>
-      </w:r>
-      <w:r>
-        <w:rPr>
-          <w:rFonts w:ascii="Arial" w:hAnsi="Arial" w:cs="Arial"/>
+        <w:t xml:space="preserve"> </w:t>
+      </w:r>
+      <w:r>
+        <w:rPr>
+          <w:rStyle w:val="Strong"/>
+          <w:rFonts w:ascii="Arial" w:hAnsi="Arial" w:cs="Arial"/>
+          <w:b w:val="0"/>
+          <w:bCs w:val="0"/>
           <w:color w:val="000000" w:themeColor="text1"/>
           <w:sz w:val="22"/>
           <w:szCs w:val="22"/>
         </w:rPr>
-        <w:br/>
-      </w:r>
-      <w:r>
-        <w:rPr>
-          <w:rFonts w:ascii="Arial" w:hAnsi="Arial" w:cs="Arial"/>
-          <w:color w:val="000000" w:themeColor="text1"/>
-          <w:sz w:val="22"/>
-          <w:szCs w:val="22"/>
-        </w:rPr>
-        <w:t>Formulate</w:t>
+        <w:t>concrete, behavioural goals</w:t>
       </w:r>
       <w:r>
         <w:rPr>
@@ -3219,19 +3242,7 @@
           <w:sz w:val="22"/>
           <w:szCs w:val="22"/>
         </w:rPr>
-        <w:t xml:space="preserve"> </w:t>
-      </w:r>
-      <w:r>
-        <w:rPr>
-          <w:rStyle w:val="Strong"/>
-          <w:rFonts w:ascii="Arial" w:hAnsi="Arial" w:cs="Arial"/>
-          <w:b w:val="0"/>
-          <w:bCs w:val="0"/>
-          <w:color w:val="000000" w:themeColor="text1"/>
-          <w:sz w:val="22"/>
-          <w:szCs w:val="22"/>
-        </w:rPr>
-        <w:t>concrete, behavioural goals</w:t>
+        <w:t>.</w:t>
       </w:r>
       <w:r>
         <w:rPr>
@@ -3242,7 +3253,7 @@
           <w:sz w:val="22"/>
           <w:szCs w:val="22"/>
         </w:rPr>
-        <w:t>.</w:t>
+        <w:br/>
       </w:r>
       <w:r>
         <w:rPr>
@@ -3257,14 +3268,14 @@
       </w:r>
       <w:r>
         <w:rPr>
-          <w:rFonts w:ascii="Arial" w:hAnsi="Arial" w:cs="Arial"/>
-          <w:b/>
-          <w:bCs/>
-          <w:color w:val="000000" w:themeColor="text1"/>
-          <w:sz w:val="22"/>
-          <w:szCs w:val="22"/>
-        </w:rPr>
-        <w:br/>
+          <w:rFonts w:ascii="Arial" w:eastAsia="Times New Roman" w:hAnsi="Arial" w:cs="Arial"/>
+          <w:kern w:val="0"/>
+          <w:sz w:val="22"/>
+          <w:szCs w:val="22"/>
+          <w:lang w:eastAsia="en-GB"/>
+          <w14:ligatures w14:val="none"/>
+        </w:rPr>
+        <w:t xml:space="preserve">- </w:t>
       </w:r>
       <w:r>
         <w:rPr>
@@ -3276,6 +3287,32 @@
           <w14:ligatures w14:val="none"/>
         </w:rPr>
         <w:t>I will take off my headset and put down my laptop screen during meetings so I don’t work during meetings.</w:t>
+      </w:r>
+    </w:p>
+    <w:p>
+      <w:pPr>
+        <w:rPr>
+          <w:lang w:eastAsia="en-GB"/>
+        </w:rPr>
+      </w:pPr>
+      <w:r>
+        <w:rPr>
+          <w:lang w:eastAsia="en-GB"/>
+        </w:rPr>
+        <w:t>- I will be more strict with initial sprint planning to make our scope smaller.</w:t>
+      </w:r>
+    </w:p>
+    <w:p>
+      <w:pPr>
+        <w:rPr>
+          <w:lang w:eastAsia="en-GB"/>
+        </w:rPr>
+      </w:pPr>
+      <w:r>
+        <w:rPr>
+          <w:lang w:eastAsia="en-GB"/>
+        </w:rPr>
+        <w:t>- I will initiate sprint planning, sprint review and sprint retrospective meetings during group projects.</w:t>
       </w:r>
     </w:p>
     <w:p/>
@@ -3657,7 +3694,7 @@
   <w:abstractNum w:abstractNumId="1" w15:restartNumberingAfterBreak="0">
     <w:nsid w:val="016B2298"/>
     <w:multiLevelType w:val="hybridMultilevel"/>
-    <w:tmpl w:val="0776BA40"/>
+    <w:tmpl w:val="FCF4C924"/>
     <w:lvl w:ilvl="0" w:tplc="FFFFFFFF">
       <w:start w:val="1"/>
       <w:numFmt w:val="decimal"/>
@@ -3679,14 +3716,16 @@
         <w:rFonts w:ascii="Symbol" w:hAnsi="Symbol" w:hint="default"/>
       </w:rPr>
     </w:lvl>
-    <w:lvl w:ilvl="2" w:tplc="FFFFFFFF" w:tentative="1">
-      <w:start w:val="1"/>
-      <w:numFmt w:val="lowerRoman"/>
-      <w:lvlText w:val="%3."/>
-      <w:lvlJc w:val="right"/>
-      <w:pPr>
-        <w:ind w:left="2160" w:hanging="180"/>
-      </w:pPr>
+    <w:lvl w:ilvl="2" w:tplc="FF945432">
+      <w:numFmt w:val="bullet"/>
+      <w:lvlText w:val="-"/>
+      <w:lvlJc w:val="left"/>
+      <w:pPr>
+        <w:ind w:left="2340" w:hanging="360"/>
+      </w:pPr>
+      <w:rPr>
+        <w:rFonts w:ascii="Aptos" w:eastAsiaTheme="minorHAnsi" w:hAnsi="Aptos" w:cstheme="minorBidi" w:hint="default"/>
+      </w:rPr>
     </w:lvl>
     <w:lvl w:ilvl="3" w:tplc="FFFFFFFF" w:tentative="1">
       <w:start w:val="1"/>
